--- a/Мирошник_6301_1.docx
+++ b/Мирошник_6301_1.docx
@@ -618,7 +618,6 @@
         </w:rPr>
         <w:t xml:space="preserve">для связи: </w:t>
       </w:r>
-      <w:proofErr w:type="spellStart"/>
       <w:r>
         <w:rPr>
           <w:rFonts w:eastAsia="Times New Roman" w:cs="Times New Roman"/>
@@ -627,7 +626,6 @@
         </w:rPr>
         <w:t>mariya</w:t>
       </w:r>
-      <w:proofErr w:type="spellEnd"/>
       <w:r>
         <w:rPr>
           <w:rFonts w:eastAsia="Times New Roman" w:cs="Times New Roman"/>
@@ -652,7 +650,6 @@
         </w:rPr>
         <w:t>@</w:t>
       </w:r>
-      <w:proofErr w:type="spellStart"/>
       <w:r>
         <w:rPr>
           <w:rFonts w:eastAsia="Times New Roman" w:cs="Times New Roman"/>
@@ -661,7 +658,6 @@
         </w:rPr>
         <w:t>yandex</w:t>
       </w:r>
-      <w:proofErr w:type="spellEnd"/>
       <w:r>
         <w:rPr>
           <w:rFonts w:eastAsia="Times New Roman" w:cs="Times New Roman"/>
@@ -670,7 +666,6 @@
         </w:rPr>
         <w:t>.</w:t>
       </w:r>
-      <w:proofErr w:type="spellStart"/>
       <w:r>
         <w:rPr>
           <w:rFonts w:eastAsia="Times New Roman" w:cs="Times New Roman"/>
@@ -679,7 +674,6 @@
         </w:rPr>
         <w:t>ru</w:t>
       </w:r>
-      <w:proofErr w:type="spellEnd"/>
       <w:r>
         <w:rPr>
           <w:rFonts w:eastAsia="Times New Roman" w:cs="Times New Roman"/>
@@ -798,18 +792,8 @@
           <w:szCs w:val="24"/>
           <w:lang w:eastAsia="ru-RU"/>
         </w:rPr>
-        <w:t xml:space="preserve"> </w:t>
-      </w:r>
-      <w:proofErr w:type="spellStart"/>
-      <w:r>
-        <w:rPr>
-          <w:rFonts w:eastAsia="Times New Roman" w:cs="Times New Roman"/>
-          <w:szCs w:val="24"/>
-          <w:lang w:eastAsia="ru-RU"/>
-        </w:rPr>
-        <w:t>Микуров</w:t>
-      </w:r>
-      <w:proofErr w:type="spellEnd"/>
+        <w:t xml:space="preserve"> Микуров</w:t>
+      </w:r>
     </w:p>
     <w:p>
       <w:pPr>
@@ -1442,43 +1426,7 @@
           <w:szCs w:val="24"/>
           <w:lang w:eastAsia="ru-RU"/>
         </w:rPr>
-        <w:t>Автоматическая генерация контента с помощью LLM — вместо ручного создания карточек агент использует языковую модель (</w:t>
-      </w:r>
-      <w:proofErr w:type="spellStart"/>
-      <w:r>
-        <w:rPr>
-          <w:rFonts w:eastAsia="Times New Roman" w:cs="Times New Roman"/>
-          <w:szCs w:val="24"/>
-          <w:lang w:eastAsia="ru-RU"/>
-        </w:rPr>
-        <w:t>YandexGPT</w:t>
-      </w:r>
-      <w:proofErr w:type="spellEnd"/>
-      <w:r>
-        <w:rPr>
-          <w:rFonts w:eastAsia="Times New Roman" w:cs="Times New Roman"/>
-          <w:szCs w:val="24"/>
-          <w:lang w:eastAsia="ru-RU"/>
-        </w:rPr>
-        <w:t xml:space="preserve">, </w:t>
-      </w:r>
-      <w:proofErr w:type="spellStart"/>
-      <w:r>
-        <w:rPr>
-          <w:rFonts w:eastAsia="Times New Roman" w:cs="Times New Roman"/>
-          <w:szCs w:val="24"/>
-          <w:lang w:eastAsia="ru-RU"/>
-        </w:rPr>
-        <w:t>GigaChat</w:t>
-      </w:r>
-      <w:proofErr w:type="spellEnd"/>
-      <w:r>
-        <w:rPr>
-          <w:rFonts w:eastAsia="Times New Roman" w:cs="Times New Roman"/>
-          <w:szCs w:val="24"/>
-          <w:lang w:eastAsia="ru-RU"/>
-        </w:rPr>
-        <w:t xml:space="preserve"> или Gemini) для генерации ключевых фактов, формул и примеров кода по теме занятия.</w:t>
+        <w:t>Автоматическая генерация контента с помощью LLM — вместо ручного создания карточек агент использует языковую модель (YandexGPT, GigaChat или Gemini) для генерации ключевых фактов, формул и примеров кода по теме занятия.</w:t>
       </w:r>
     </w:p>
     <w:p>
@@ -1505,61 +1453,7 @@
           <w:szCs w:val="24"/>
           <w:lang w:eastAsia="ru-RU"/>
         </w:rPr>
-        <w:t xml:space="preserve">Бесшовная интеграция с существующими инструментами продуктивности — Google </w:t>
-      </w:r>
-      <w:proofErr w:type="spellStart"/>
-      <w:r>
-        <w:rPr>
-          <w:rFonts w:eastAsia="Times New Roman" w:cs="Times New Roman"/>
-          <w:szCs w:val="24"/>
-          <w:lang w:eastAsia="ru-RU"/>
-        </w:rPr>
-        <w:t>Calendar</w:t>
-      </w:r>
-      <w:proofErr w:type="spellEnd"/>
-      <w:r>
-        <w:rPr>
-          <w:rFonts w:eastAsia="Times New Roman" w:cs="Times New Roman"/>
-          <w:szCs w:val="24"/>
-          <w:lang w:eastAsia="ru-RU"/>
-        </w:rPr>
-        <w:t xml:space="preserve"> (хранение расписания) и </w:t>
-      </w:r>
-      <w:proofErr w:type="spellStart"/>
-      <w:r>
-        <w:rPr>
-          <w:rFonts w:eastAsia="Times New Roman" w:cs="Times New Roman"/>
-          <w:szCs w:val="24"/>
-          <w:lang w:eastAsia="ru-RU"/>
-        </w:rPr>
-        <w:t>Obsidian</w:t>
-      </w:r>
-      <w:proofErr w:type="spellEnd"/>
-      <w:r>
-        <w:rPr>
-          <w:rFonts w:eastAsia="Times New Roman" w:cs="Times New Roman"/>
-          <w:szCs w:val="24"/>
-          <w:lang w:eastAsia="ru-RU"/>
-        </w:rPr>
-        <w:t xml:space="preserve"> (личная база знаний, экспорт карточек в </w:t>
-      </w:r>
-      <w:proofErr w:type="spellStart"/>
-      <w:r>
-        <w:rPr>
-          <w:rFonts w:eastAsia="Times New Roman" w:cs="Times New Roman"/>
-          <w:szCs w:val="24"/>
-          <w:lang w:eastAsia="ru-RU"/>
-        </w:rPr>
-        <w:t>Markdown</w:t>
-      </w:r>
-      <w:proofErr w:type="spellEnd"/>
-      <w:r>
-        <w:rPr>
-          <w:rFonts w:eastAsia="Times New Roman" w:cs="Times New Roman"/>
-          <w:szCs w:val="24"/>
-          <w:lang w:eastAsia="ru-RU"/>
-        </w:rPr>
-        <w:t>).</w:t>
+        <w:t>Бесшовная интеграция с существующими инструментами продуктивности — Google Calendar (хранение расписания) и Obsidian (личная база знаний, экспорт карточек в Markdown).</w:t>
       </w:r>
     </w:p>
     <w:p>
@@ -1578,79 +1472,23 @@
           <w:szCs w:val="24"/>
           <w:lang w:eastAsia="ru-RU"/>
         </w:rPr>
-        <w:t xml:space="preserve">Агент работает как </w:t>
-      </w:r>
-      <w:proofErr w:type="spellStart"/>
-      <w:r>
-        <w:rPr>
-          <w:rFonts w:eastAsia="Times New Roman" w:cs="Times New Roman"/>
-          <w:szCs w:val="24"/>
-          <w:lang w:eastAsia="ru-RU"/>
-        </w:rPr>
-        <w:t>cron</w:t>
-      </w:r>
-      <w:proofErr w:type="spellEnd"/>
-      <w:r>
-        <w:rPr>
-          <w:rFonts w:eastAsia="Times New Roman" w:cs="Times New Roman"/>
-          <w:szCs w:val="24"/>
-          <w:lang w:eastAsia="ru-RU"/>
-        </w:rPr>
-        <w:t xml:space="preserve">-скрипт на Python, который периодически проверяет расписание, формирует напоминания и карточки, а затем отправляет их через </w:t>
-      </w:r>
-      <w:proofErr w:type="spellStart"/>
-      <w:r>
-        <w:rPr>
-          <w:rFonts w:eastAsia="Times New Roman" w:cs="Times New Roman"/>
-          <w:szCs w:val="24"/>
-          <w:lang w:eastAsia="ru-RU"/>
-        </w:rPr>
-        <w:t>Telegram</w:t>
-      </w:r>
-      <w:proofErr w:type="spellEnd"/>
-      <w:r>
-        <w:rPr>
-          <w:rFonts w:eastAsia="Times New Roman" w:cs="Times New Roman"/>
-          <w:szCs w:val="24"/>
-          <w:lang w:eastAsia="ru-RU"/>
-        </w:rPr>
-        <w:t>-бота. Приоритет отдаётся локальному хранению данных и использованию российских нейросетей (</w:t>
-      </w:r>
-      <w:proofErr w:type="spellStart"/>
-      <w:r>
-        <w:rPr>
-          <w:rFonts w:eastAsia="Times New Roman" w:cs="Times New Roman"/>
-          <w:szCs w:val="24"/>
-          <w:lang w:eastAsia="ru-RU"/>
-        </w:rPr>
-        <w:t>YandexGPT</w:t>
-      </w:r>
-      <w:proofErr w:type="spellEnd"/>
-      <w:r>
-        <w:rPr>
-          <w:rFonts w:eastAsia="Times New Roman" w:cs="Times New Roman"/>
-          <w:szCs w:val="24"/>
-          <w:lang w:eastAsia="ru-RU"/>
-        </w:rPr>
-        <w:t xml:space="preserve">, </w:t>
-      </w:r>
-      <w:proofErr w:type="spellStart"/>
-      <w:r>
-        <w:rPr>
-          <w:rFonts w:eastAsia="Times New Roman" w:cs="Times New Roman"/>
-          <w:szCs w:val="24"/>
-          <w:lang w:eastAsia="ru-RU"/>
-        </w:rPr>
-        <w:t>GigaChat</w:t>
-      </w:r>
-      <w:proofErr w:type="spellEnd"/>
-      <w:r>
-        <w:rPr>
-          <w:rFonts w:eastAsia="Times New Roman" w:cs="Times New Roman"/>
-          <w:szCs w:val="24"/>
-          <w:lang w:eastAsia="ru-RU"/>
-        </w:rPr>
-        <w:t>) для соблюдения требований к безопасности и доступности API.</w:t>
+        <w:t xml:space="preserve">Агент работает как cron-скрипт на Python, который периодически проверяет расписание, формирует напоминания и карточки, а затем отправляет их через </w:t>
+      </w:r>
+      <w:r>
+        <w:rPr>
+          <w:rFonts w:eastAsia="Times New Roman" w:cs="Times New Roman"/>
+          <w:szCs w:val="24"/>
+          <w:lang w:val="en-GB" w:eastAsia="ru-RU"/>
+        </w:rPr>
+        <w:t>VK</w:t>
+      </w:r>
+      <w:r>
+        <w:rPr>
+          <w:rFonts w:eastAsia="Times New Roman" w:cs="Times New Roman"/>
+          <w:szCs w:val="24"/>
+          <w:lang w:eastAsia="ru-RU"/>
+        </w:rPr>
+        <w:t xml:space="preserve">-бота. </w:t>
       </w:r>
     </w:p>
     <w:p>
@@ -1705,41 +1543,21 @@
         </w:rPr>
         <w:t xml:space="preserve">Система построена по клиент-серверной архитектуре с использованием </w:t>
       </w:r>
-      <w:proofErr w:type="spellStart"/>
-      <w:r>
-        <w:rPr>
-          <w:rFonts w:eastAsia="Times New Roman" w:cs="Times New Roman"/>
-          <w:szCs w:val="24"/>
-          <w:lang w:eastAsia="ru-RU"/>
-        </w:rPr>
-        <w:t>Telegram</w:t>
-      </w:r>
-      <w:proofErr w:type="spellEnd"/>
-      <w:r>
-        <w:rPr>
-          <w:rFonts w:eastAsia="Times New Roman" w:cs="Times New Roman"/>
-          <w:szCs w:val="24"/>
-          <w:lang w:eastAsia="ru-RU"/>
-        </w:rPr>
-        <w:t xml:space="preserve"> в качестве клиентского интерфейса. Пользователь взаимодействует с ИИ-агентом </w:t>
-      </w:r>
-      <w:proofErr w:type="gramStart"/>
-      <w:r>
-        <w:rPr>
-          <w:rFonts w:eastAsia="Times New Roman" w:cs="Times New Roman"/>
-          <w:szCs w:val="24"/>
-          <w:lang w:eastAsia="ru-RU"/>
-        </w:rPr>
-        <w:t>через чат-бота</w:t>
-      </w:r>
-      <w:proofErr w:type="gramEnd"/>
-      <w:r>
-        <w:rPr>
-          <w:rFonts w:eastAsia="Times New Roman" w:cs="Times New Roman"/>
-          <w:szCs w:val="24"/>
-          <w:lang w:eastAsia="ru-RU"/>
-        </w:rPr>
-        <w:t>, который обрабатывает запросы на естественном языке, выполняет интеграцию с внешними сервисами (Google Диск) и управляет данными о конспектах и напоминаниях.</w:t>
+      <w:r>
+        <w:rPr>
+          <w:rFonts w:eastAsia="Times New Roman" w:cs="Times New Roman"/>
+          <w:szCs w:val="24"/>
+          <w:lang w:val="en-US" w:eastAsia="ru-RU"/>
+        </w:rPr>
+        <w:t>VK</w:t>
+      </w:r>
+      <w:r>
+        <w:rPr>
+          <w:rFonts w:eastAsia="Times New Roman" w:cs="Times New Roman"/>
+          <w:szCs w:val="24"/>
+          <w:lang w:eastAsia="ru-RU"/>
+        </w:rPr>
+        <w:t xml:space="preserve"> в качестве клиентского интерфейса. Пользователь взаимодействует с ИИ-агентом через чат-бота, который обрабатывает запросы на естественном языке, выполняет интеграцию с внешними сервисами (Google Диск) и управляет данными о конспектах и напоминаниях.</w:t>
       </w:r>
       <w:r>
         <w:rPr>
@@ -1939,25 +1757,7 @@
           <w:szCs w:val="24"/>
           <w:lang w:eastAsia="ru-RU"/>
         </w:rPr>
-        <w:t xml:space="preserve">от отправляет этот текст в LLM с </w:t>
-      </w:r>
-      <w:proofErr w:type="spellStart"/>
-      <w:r>
-        <w:rPr>
-          <w:rFonts w:eastAsia="Times New Roman" w:cs="Times New Roman"/>
-          <w:szCs w:val="24"/>
-          <w:lang w:eastAsia="ru-RU"/>
-        </w:rPr>
-        <w:t>промптом</w:t>
-      </w:r>
-      <w:proofErr w:type="spellEnd"/>
-      <w:r>
-        <w:rPr>
-          <w:rFonts w:eastAsia="Times New Roman" w:cs="Times New Roman"/>
-          <w:szCs w:val="24"/>
-          <w:lang w:eastAsia="ru-RU"/>
-        </w:rPr>
-        <w:t>:</w:t>
+        <w:t>от отправляет этот текст в LLM с промптом:</w:t>
       </w:r>
       <w:r>
         <w:rPr>
@@ -2043,7 +1843,6 @@
           <w:szCs w:val="24"/>
           <w:lang w:eastAsia="ru-RU"/>
         </w:rPr>
-        <w:lastRenderedPageBreak/>
         <w:t>б</w:t>
       </w:r>
       <w:r>
@@ -2171,43 +1970,7 @@
           <w:szCs w:val="24"/>
           <w:lang w:eastAsia="ru-RU"/>
         </w:rPr>
-        <w:t xml:space="preserve">Технологии: </w:t>
-      </w:r>
-      <w:proofErr w:type="spellStart"/>
-      <w:r>
-        <w:rPr>
-          <w:rFonts w:eastAsia="Times New Roman" w:cs="Times New Roman"/>
-          <w:szCs w:val="24"/>
-          <w:lang w:eastAsia="ru-RU"/>
-        </w:rPr>
-        <w:t>google-api-python-client</w:t>
-      </w:r>
-      <w:proofErr w:type="spellEnd"/>
-      <w:r>
-        <w:rPr>
-          <w:rFonts w:eastAsia="Times New Roman" w:cs="Times New Roman"/>
-          <w:szCs w:val="24"/>
-          <w:lang w:eastAsia="ru-RU"/>
-        </w:rPr>
-        <w:t xml:space="preserve">, </w:t>
-      </w:r>
-      <w:proofErr w:type="spellStart"/>
-      <w:r>
-        <w:rPr>
-          <w:rFonts w:eastAsia="Times New Roman" w:cs="Times New Roman"/>
-          <w:szCs w:val="24"/>
-          <w:lang w:eastAsia="ru-RU"/>
-        </w:rPr>
-        <w:t>OAuth</w:t>
-      </w:r>
-      <w:proofErr w:type="spellEnd"/>
-      <w:r>
-        <w:rPr>
-          <w:rFonts w:eastAsia="Times New Roman" w:cs="Times New Roman"/>
-          <w:szCs w:val="24"/>
-          <w:lang w:eastAsia="ru-RU"/>
-        </w:rPr>
-        <w:t xml:space="preserve"> 2.0 (серверный поток).</w:t>
+        <w:t>Технологии: google-api-python-client, OAuth 2.0 (серверный поток).</w:t>
       </w:r>
     </w:p>
     <w:p>
@@ -2250,25 +2013,7 @@
           <w:szCs w:val="24"/>
           <w:lang w:eastAsia="ru-RU"/>
         </w:rPr>
-        <w:t xml:space="preserve">Загрузка файла: пользователь отправляет файл → бот сохраняет его </w:t>
-      </w:r>
-      <w:proofErr w:type="gramStart"/>
-      <w:r>
-        <w:rPr>
-          <w:rFonts w:eastAsia="Times New Roman" w:cs="Times New Roman"/>
-          <w:szCs w:val="24"/>
-          <w:lang w:eastAsia="ru-RU"/>
-        </w:rPr>
-        <w:t>в на</w:t>
-      </w:r>
-      <w:proofErr w:type="gramEnd"/>
-      <w:r>
-        <w:rPr>
-          <w:rFonts w:eastAsia="Times New Roman" w:cs="Times New Roman"/>
-          <w:szCs w:val="24"/>
-          <w:lang w:eastAsia="ru-RU"/>
-        </w:rPr>
-        <w:t xml:space="preserve"> Google Диске пользователя</w:t>
+        <w:t>Загрузка файла: пользователь отправляет файл → бот сохраняет его в на Google Диске пользователя</w:t>
       </w:r>
       <w:r>
         <w:rPr>
@@ -2462,25 +2207,7 @@
           <w:szCs w:val="24"/>
           <w:lang w:eastAsia="ru-RU"/>
         </w:rPr>
-        <w:t xml:space="preserve">Отправляет текст в LLM с </w:t>
-      </w:r>
-      <w:proofErr w:type="spellStart"/>
-      <w:r>
-        <w:rPr>
-          <w:rFonts w:eastAsia="Times New Roman" w:cs="Times New Roman"/>
-          <w:szCs w:val="24"/>
-          <w:lang w:eastAsia="ru-RU"/>
-        </w:rPr>
-        <w:t>промптом</w:t>
-      </w:r>
-      <w:proofErr w:type="spellEnd"/>
-      <w:r>
-        <w:rPr>
-          <w:rFonts w:eastAsia="Times New Roman" w:cs="Times New Roman"/>
-          <w:szCs w:val="24"/>
-          <w:lang w:eastAsia="ru-RU"/>
-        </w:rPr>
-        <w:t>:</w:t>
+        <w:t>Отправляет текст в LLM с промптом:</w:t>
       </w:r>
       <w:r>
         <w:rPr>
@@ -2561,25 +2288,7 @@
           <w:szCs w:val="24"/>
           <w:lang w:eastAsia="ru-RU"/>
         </w:rPr>
-        <w:t>Модуль планировщика (</w:t>
-      </w:r>
-      <w:proofErr w:type="spellStart"/>
-      <w:r>
-        <w:rPr>
-          <w:rFonts w:eastAsia="Times New Roman" w:cs="Times New Roman"/>
-          <w:szCs w:val="24"/>
-          <w:lang w:eastAsia="ru-RU"/>
-        </w:rPr>
-        <w:t>cron</w:t>
-      </w:r>
-      <w:proofErr w:type="spellEnd"/>
-      <w:r>
-        <w:rPr>
-          <w:rFonts w:eastAsia="Times New Roman" w:cs="Times New Roman"/>
-          <w:szCs w:val="24"/>
-          <w:lang w:eastAsia="ru-RU"/>
-        </w:rPr>
-        <w:t>)</w:t>
+        <w:t>Модуль планировщика (cron)</w:t>
       </w:r>
     </w:p>
     <w:p>
@@ -2644,25 +2353,7 @@
           <w:szCs w:val="24"/>
           <w:lang w:eastAsia="ru-RU"/>
         </w:rPr>
-        <w:t>В простейшем варианте — </w:t>
-      </w:r>
-      <w:proofErr w:type="spellStart"/>
-      <w:r>
-        <w:rPr>
-          <w:rFonts w:eastAsia="Times New Roman" w:cs="Times New Roman"/>
-          <w:szCs w:val="24"/>
-          <w:lang w:eastAsia="ru-RU"/>
-        </w:rPr>
-        <w:t>APScheduler</w:t>
-      </w:r>
-      <w:proofErr w:type="spellEnd"/>
-      <w:r>
-        <w:rPr>
-          <w:rFonts w:eastAsia="Times New Roman" w:cs="Times New Roman"/>
-          <w:szCs w:val="24"/>
-          <w:lang w:eastAsia="ru-RU"/>
-        </w:rPr>
-        <w:t> внутри того же Python-процесса.</w:t>
+        <w:t>В простейшем варианте — APScheduler внутри того же Python-процесса.</w:t>
       </w:r>
     </w:p>
     <w:p>
@@ -2689,25 +2380,7 @@
           <w:szCs w:val="24"/>
           <w:lang w:eastAsia="ru-RU"/>
         </w:rPr>
-        <w:t>В продакшен-версии — отдельный </w:t>
-      </w:r>
-      <w:proofErr w:type="spellStart"/>
-      <w:r>
-        <w:rPr>
-          <w:rFonts w:eastAsia="Times New Roman" w:cs="Times New Roman"/>
-          <w:szCs w:val="24"/>
-          <w:lang w:eastAsia="ru-RU"/>
-        </w:rPr>
-        <w:t>cron</w:t>
-      </w:r>
-      <w:proofErr w:type="spellEnd"/>
-      <w:r>
-        <w:rPr>
-          <w:rFonts w:eastAsia="Times New Roman" w:cs="Times New Roman"/>
-          <w:szCs w:val="24"/>
-          <w:lang w:eastAsia="ru-RU"/>
-        </w:rPr>
-        <w:t>-скрипт на сервере, запускаемый каждые 10 минут.</w:t>
+        <w:t>В продакшен-версии — отдельный cron-скрипт на сервере, запускаемый каждые 10 минут.</w:t>
       </w:r>
     </w:p>
     <w:p>
@@ -2874,25 +2547,7 @@
           <w:szCs w:val="24"/>
           <w:lang w:eastAsia="ru-RU"/>
         </w:rPr>
-        <w:t xml:space="preserve">загрузка и сохранение конспектов на </w:t>
-      </w:r>
-      <w:proofErr w:type="spellStart"/>
-      <w:r>
-        <w:rPr>
-          <w:rFonts w:eastAsia="Times New Roman" w:cs="Times New Roman"/>
-          <w:szCs w:val="24"/>
-          <w:lang w:eastAsia="ru-RU"/>
-        </w:rPr>
-        <w:t>google</w:t>
-      </w:r>
-      <w:proofErr w:type="spellEnd"/>
-      <w:r>
-        <w:rPr>
-          <w:rFonts w:eastAsia="Times New Roman" w:cs="Times New Roman"/>
-          <w:szCs w:val="24"/>
-          <w:lang w:eastAsia="ru-RU"/>
-        </w:rPr>
-        <w:t xml:space="preserve"> диск;</w:t>
+        <w:t>загрузка и сохранение конспектов на google диск;</w:t>
       </w:r>
     </w:p>
     <w:p>
@@ -2920,25 +2575,7 @@
           <w:szCs w:val="24"/>
           <w:lang w:eastAsia="ru-RU"/>
         </w:rPr>
-        <w:t xml:space="preserve">автоматическая генерация краткого саммари по загруженному конспекту (через </w:t>
-      </w:r>
-      <w:proofErr w:type="spellStart"/>
-      <w:r>
-        <w:rPr>
-          <w:rFonts w:eastAsia="Times New Roman" w:cs="Times New Roman"/>
-          <w:szCs w:val="24"/>
-          <w:lang w:eastAsia="ru-RU"/>
-        </w:rPr>
-        <w:t>llm</w:t>
-      </w:r>
-      <w:proofErr w:type="spellEnd"/>
-      <w:r>
-        <w:rPr>
-          <w:rFonts w:eastAsia="Times New Roman" w:cs="Times New Roman"/>
-          <w:szCs w:val="24"/>
-          <w:lang w:eastAsia="ru-RU"/>
-        </w:rPr>
-        <w:t>);</w:t>
+        <w:t>автоматическая генерация краткого саммари по загруженному конспекту (через llm);</w:t>
       </w:r>
     </w:p>
     <w:p>
@@ -3047,25 +2684,7 @@
           <w:szCs w:val="24"/>
           <w:lang w:eastAsia="ru-RU"/>
         </w:rPr>
-        <w:t xml:space="preserve">привязка напоминаний к конспектам (при срабатывании бот присылает саммари и ссылку на файл на </w:t>
-      </w:r>
-      <w:proofErr w:type="spellStart"/>
-      <w:r>
-        <w:rPr>
-          <w:rFonts w:eastAsia="Times New Roman" w:cs="Times New Roman"/>
-          <w:szCs w:val="24"/>
-          <w:lang w:eastAsia="ru-RU"/>
-        </w:rPr>
-        <w:t>google</w:t>
-      </w:r>
-      <w:proofErr w:type="spellEnd"/>
-      <w:r>
-        <w:rPr>
-          <w:rFonts w:eastAsia="Times New Roman" w:cs="Times New Roman"/>
-          <w:szCs w:val="24"/>
-          <w:lang w:eastAsia="ru-RU"/>
-        </w:rPr>
-        <w:t xml:space="preserve"> диске);</w:t>
+        <w:t>привязка напоминаний к конспектам (при срабатывании бот присылает саммари и ссылку на файл на google диске);</w:t>
       </w:r>
     </w:p>
     <w:p>
@@ -3092,44 +2711,7 @@
           <w:szCs w:val="24"/>
           <w:lang w:eastAsia="ru-RU"/>
         </w:rPr>
-        <w:lastRenderedPageBreak/>
-        <w:t xml:space="preserve">интеграция с </w:t>
-      </w:r>
-      <w:proofErr w:type="spellStart"/>
-      <w:r>
-        <w:rPr>
-          <w:rFonts w:eastAsia="Times New Roman" w:cs="Times New Roman"/>
-          <w:szCs w:val="24"/>
-          <w:lang w:eastAsia="ru-RU"/>
-        </w:rPr>
-        <w:t>google</w:t>
-      </w:r>
-      <w:proofErr w:type="spellEnd"/>
-      <w:r>
-        <w:rPr>
-          <w:rFonts w:eastAsia="Times New Roman" w:cs="Times New Roman"/>
-          <w:szCs w:val="24"/>
-          <w:lang w:eastAsia="ru-RU"/>
-        </w:rPr>
-        <w:t xml:space="preserve"> календарём — бот может создавать, редактировать и просматривать записи в </w:t>
-      </w:r>
-      <w:proofErr w:type="spellStart"/>
-      <w:r>
-        <w:rPr>
-          <w:rFonts w:eastAsia="Times New Roman" w:cs="Times New Roman"/>
-          <w:szCs w:val="24"/>
-          <w:lang w:eastAsia="ru-RU"/>
-        </w:rPr>
-        <w:t>google</w:t>
-      </w:r>
-      <w:proofErr w:type="spellEnd"/>
-      <w:r>
-        <w:rPr>
-          <w:rFonts w:eastAsia="Times New Roman" w:cs="Times New Roman"/>
-          <w:szCs w:val="24"/>
-          <w:lang w:eastAsia="ru-RU"/>
-        </w:rPr>
-        <w:t xml:space="preserve"> календаре пользователя, синхронизируя учебное расписание с привычным календарём; </w:t>
+        <w:t xml:space="preserve">интеграция с google календарём — бот может создавать, редактировать и просматривать записи в google календаре пользователя, синхронизируя учебное расписание с привычным календарём; </w:t>
       </w:r>
     </w:p>
     <w:p>
@@ -3156,6 +2738,7 @@
           <w:szCs w:val="24"/>
           <w:lang w:eastAsia="ru-RU"/>
         </w:rPr>
+        <w:lastRenderedPageBreak/>
         <w:t>ч</w:t>
       </w:r>
       <w:r>
@@ -3207,25 +2790,7 @@
           <w:szCs w:val="24"/>
           <w:lang w:eastAsia="ru-RU"/>
         </w:rPr>
-        <w:t xml:space="preserve">вторизация через Google-аккаунт — доступ к функциям, требующим работы с Google-сервисами (Диск, Календарь), защищён </w:t>
-      </w:r>
-      <w:proofErr w:type="spellStart"/>
-      <w:r>
-        <w:rPr>
-          <w:rFonts w:eastAsia="Times New Roman" w:cs="Times New Roman"/>
-          <w:szCs w:val="24"/>
-          <w:lang w:eastAsia="ru-RU"/>
-        </w:rPr>
-        <w:t>OAuth</w:t>
-      </w:r>
-      <w:proofErr w:type="spellEnd"/>
-      <w:r>
-        <w:rPr>
-          <w:rFonts w:eastAsia="Times New Roman" w:cs="Times New Roman"/>
-          <w:szCs w:val="24"/>
-          <w:lang w:eastAsia="ru-RU"/>
-        </w:rPr>
-        <w:t xml:space="preserve"> 2.0. Пользователь даёт явное согласие на доступ к своим данным.</w:t>
+        <w:t>вторизация через Google-аккаунт — доступ к функциям, требующим работы с Google-сервисами (Диск, Календарь), защищён OAuth 2.0. Пользователь даёт явное согласие на доступ к своим данным.</w:t>
       </w:r>
       <w:r>
         <w:rPr>
@@ -3362,23 +2927,13 @@
         </w:rPr>
         <w:t>g</w:t>
       </w:r>
-      <w:proofErr w:type="spellStart"/>
-      <w:r>
-        <w:rPr>
-          <w:rFonts w:eastAsia="Times New Roman" w:cs="Times New Roman"/>
-          <w:szCs w:val="24"/>
-          <w:lang w:eastAsia="ru-RU"/>
-        </w:rPr>
-        <w:t>oogle</w:t>
-      </w:r>
-      <w:proofErr w:type="spellEnd"/>
-      <w:r>
-        <w:rPr>
-          <w:rFonts w:eastAsia="Times New Roman" w:cs="Times New Roman"/>
-          <w:szCs w:val="24"/>
-          <w:lang w:eastAsia="ru-RU"/>
-        </w:rPr>
-        <w:t>-почта которых была заранее добавлена разработчиком вручную. Бот не поддерживает открытую регистрацию или автоматическое добавление новых пользователей.</w:t>
+      <w:r>
+        <w:rPr>
+          <w:rFonts w:eastAsia="Times New Roman" w:cs="Times New Roman"/>
+          <w:szCs w:val="24"/>
+          <w:lang w:eastAsia="ru-RU"/>
+        </w:rPr>
+        <w:t>oogle-почта которых была заранее добавлена разработчиком вручную. Бот не поддерживает открытую регистрацию или автоматическое добавление новых пользователей.</w:t>
       </w:r>
     </w:p>
     <w:p>
@@ -3451,61 +3006,7 @@
           <w:szCs w:val="24"/>
           <w:lang w:eastAsia="ru-RU"/>
         </w:rPr>
-        <w:t xml:space="preserve">проект не может быть опубликован в открытом доступе (в </w:t>
-      </w:r>
-      <w:proofErr w:type="spellStart"/>
-      <w:r>
-        <w:rPr>
-          <w:rFonts w:eastAsia="Times New Roman" w:cs="Times New Roman"/>
-          <w:szCs w:val="24"/>
-          <w:lang w:eastAsia="ru-RU"/>
-        </w:rPr>
-        <w:t>vk</w:t>
-      </w:r>
-      <w:proofErr w:type="spellEnd"/>
-      <w:r>
-        <w:rPr>
-          <w:rFonts w:eastAsia="Times New Roman" w:cs="Times New Roman"/>
-          <w:szCs w:val="24"/>
-          <w:lang w:eastAsia="ru-RU"/>
-        </w:rPr>
-        <w:t xml:space="preserve"> </w:t>
-      </w:r>
-      <w:proofErr w:type="spellStart"/>
-      <w:r>
-        <w:rPr>
-          <w:rFonts w:eastAsia="Times New Roman" w:cs="Times New Roman"/>
-          <w:szCs w:val="24"/>
-          <w:lang w:eastAsia="ru-RU"/>
-        </w:rPr>
-        <w:t>mini</w:t>
-      </w:r>
-      <w:proofErr w:type="spellEnd"/>
-      <w:r>
-        <w:rPr>
-          <w:rFonts w:eastAsia="Times New Roman" w:cs="Times New Roman"/>
-          <w:szCs w:val="24"/>
-          <w:lang w:eastAsia="ru-RU"/>
-        </w:rPr>
-        <w:t xml:space="preserve"> </w:t>
-      </w:r>
-      <w:proofErr w:type="spellStart"/>
-      <w:r>
-        <w:rPr>
-          <w:rFonts w:eastAsia="Times New Roman" w:cs="Times New Roman"/>
-          <w:szCs w:val="24"/>
-          <w:lang w:eastAsia="ru-RU"/>
-        </w:rPr>
-        <w:t>apps</w:t>
-      </w:r>
-      <w:proofErr w:type="spellEnd"/>
-      <w:r>
-        <w:rPr>
-          <w:rFonts w:eastAsia="Times New Roman" w:cs="Times New Roman"/>
-          <w:szCs w:val="24"/>
-          <w:lang w:eastAsia="ru-RU"/>
-        </w:rPr>
-        <w:t xml:space="preserve"> или других каталогах);</w:t>
+        <w:t>проект не может быть опубликован в открытом доступе (в vk mini apps или других каталогах);</w:t>
       </w:r>
     </w:p>
     <w:p>
@@ -3583,25 +3084,7 @@
           <w:szCs w:val="24"/>
           <w:lang w:eastAsia="ru-RU"/>
         </w:rPr>
-        <w:t xml:space="preserve"> с ограничениями, наложенными при конфигурации </w:t>
-      </w:r>
-      <w:proofErr w:type="spellStart"/>
-      <w:r>
-        <w:rPr>
-          <w:rFonts w:eastAsia="Times New Roman" w:cs="Times New Roman"/>
-          <w:szCs w:val="24"/>
-          <w:lang w:eastAsia="ru-RU"/>
-        </w:rPr>
-        <w:t>OAuth</w:t>
-      </w:r>
-      <w:proofErr w:type="spellEnd"/>
-      <w:r>
-        <w:rPr>
-          <w:rFonts w:eastAsia="Times New Roman" w:cs="Times New Roman"/>
-          <w:szCs w:val="24"/>
-          <w:lang w:eastAsia="ru-RU"/>
-        </w:rPr>
-        <w:t>-согласия. Google требует прохождения верификации для выхода в Production-режим.</w:t>
+        <w:t xml:space="preserve"> с ограничениями, наложенными при конфигурации OAuth-согласия. Google требует прохождения верификации для выхода в Production-режим.</w:t>
       </w:r>
       <w:r>
         <w:rPr>
@@ -3717,25 +3200,7 @@
           <w:szCs w:val="24"/>
           <w:lang w:eastAsia="ru-RU"/>
         </w:rPr>
-        <w:t xml:space="preserve">Для того чтобы снять ограничение по доступу и разрешить пользоваться ботом любому желающему, необходимо выполнить требования Google, описанные в разделе «Требования к домашней странице и </w:t>
-      </w:r>
-      <w:proofErr w:type="spellStart"/>
-      <w:r>
-        <w:rPr>
-          <w:rFonts w:eastAsia="Times New Roman" w:cs="Times New Roman"/>
-          <w:szCs w:val="24"/>
-          <w:lang w:eastAsia="ru-RU"/>
-        </w:rPr>
-        <w:t>OAuth</w:t>
-      </w:r>
-      <w:proofErr w:type="spellEnd"/>
-      <w:r>
-        <w:rPr>
-          <w:rFonts w:eastAsia="Times New Roman" w:cs="Times New Roman"/>
-          <w:szCs w:val="24"/>
-          <w:lang w:eastAsia="ru-RU"/>
-        </w:rPr>
-        <w:t>»:</w:t>
+        <w:t>Для того чтобы снять ограничение по доступу и разрешить пользоваться ботом любому желающему, необходимо выполнить требования Google, описанные в разделе «Требования к домашней странице и OAuth»:</w:t>
       </w:r>
     </w:p>
     <w:p>
@@ -3816,43 +3281,7 @@
           <w:szCs w:val="24"/>
           <w:lang w:eastAsia="ru-RU"/>
         </w:rPr>
-        <w:t xml:space="preserve">указать в политике, как приложение использует, хранит и передаёт данные </w:t>
-      </w:r>
-      <w:proofErr w:type="spellStart"/>
-      <w:r>
-        <w:rPr>
-          <w:rFonts w:eastAsia="Times New Roman" w:cs="Times New Roman"/>
-          <w:szCs w:val="24"/>
-          <w:lang w:eastAsia="ru-RU"/>
-        </w:rPr>
-        <w:t>google</w:t>
-      </w:r>
-      <w:proofErr w:type="spellEnd"/>
-      <w:r>
-        <w:rPr>
-          <w:rFonts w:eastAsia="Times New Roman" w:cs="Times New Roman"/>
-          <w:szCs w:val="24"/>
-          <w:lang w:eastAsia="ru-RU"/>
-        </w:rPr>
-        <w:t xml:space="preserve"> (в частности, доступ к </w:t>
-      </w:r>
-      <w:proofErr w:type="spellStart"/>
-      <w:r>
-        <w:rPr>
-          <w:rFonts w:eastAsia="Times New Roman" w:cs="Times New Roman"/>
-          <w:szCs w:val="24"/>
-          <w:lang w:eastAsia="ru-RU"/>
-        </w:rPr>
-        <w:t>google</w:t>
-      </w:r>
-      <w:proofErr w:type="spellEnd"/>
-      <w:r>
-        <w:rPr>
-          <w:rFonts w:eastAsia="Times New Roman" w:cs="Times New Roman"/>
-          <w:szCs w:val="24"/>
-          <w:lang w:eastAsia="ru-RU"/>
-        </w:rPr>
-        <w:t xml:space="preserve"> диску и календарю);</w:t>
+        <w:t>указать в политике, как приложение использует, хранит и передаёт данные google (в частности, доступ к google диску и календарю);</w:t>
       </w:r>
     </w:p>
     <w:p>
@@ -3879,79 +3308,7 @@
           <w:szCs w:val="24"/>
           <w:lang w:eastAsia="ru-RU"/>
         </w:rPr>
-        <w:t xml:space="preserve">пройти верификацию </w:t>
-      </w:r>
-      <w:proofErr w:type="spellStart"/>
-      <w:r>
-        <w:rPr>
-          <w:rFonts w:eastAsia="Times New Roman" w:cs="Times New Roman"/>
-          <w:szCs w:val="24"/>
-          <w:lang w:eastAsia="ru-RU"/>
-        </w:rPr>
-        <w:t>oauth</w:t>
-      </w:r>
-      <w:proofErr w:type="spellEnd"/>
-      <w:r>
-        <w:rPr>
-          <w:rFonts w:eastAsia="Times New Roman" w:cs="Times New Roman"/>
-          <w:szCs w:val="24"/>
-          <w:lang w:eastAsia="ru-RU"/>
-        </w:rPr>
-        <w:t xml:space="preserve">-экрана согласия в </w:t>
-      </w:r>
-      <w:proofErr w:type="spellStart"/>
-      <w:r>
-        <w:rPr>
-          <w:rFonts w:eastAsia="Times New Roman" w:cs="Times New Roman"/>
-          <w:szCs w:val="24"/>
-          <w:lang w:eastAsia="ru-RU"/>
-        </w:rPr>
-        <w:t>google</w:t>
-      </w:r>
-      <w:proofErr w:type="spellEnd"/>
-      <w:r>
-        <w:rPr>
-          <w:rFonts w:eastAsia="Times New Roman" w:cs="Times New Roman"/>
-          <w:szCs w:val="24"/>
-          <w:lang w:eastAsia="ru-RU"/>
-        </w:rPr>
-        <w:t xml:space="preserve"> </w:t>
-      </w:r>
-      <w:proofErr w:type="spellStart"/>
-      <w:r>
-        <w:rPr>
-          <w:rFonts w:eastAsia="Times New Roman" w:cs="Times New Roman"/>
-          <w:szCs w:val="24"/>
-          <w:lang w:eastAsia="ru-RU"/>
-        </w:rPr>
-        <w:t>cloud</w:t>
-      </w:r>
-      <w:proofErr w:type="spellEnd"/>
-      <w:r>
-        <w:rPr>
-          <w:rFonts w:eastAsia="Times New Roman" w:cs="Times New Roman"/>
-          <w:szCs w:val="24"/>
-          <w:lang w:eastAsia="ru-RU"/>
-        </w:rPr>
-        <w:t xml:space="preserve"> </w:t>
-      </w:r>
-      <w:proofErr w:type="spellStart"/>
-      <w:r>
-        <w:rPr>
-          <w:rFonts w:eastAsia="Times New Roman" w:cs="Times New Roman"/>
-          <w:szCs w:val="24"/>
-          <w:lang w:eastAsia="ru-RU"/>
-        </w:rPr>
-        <w:t>console</w:t>
-      </w:r>
-      <w:proofErr w:type="spellEnd"/>
-      <w:r>
-        <w:rPr>
-          <w:rFonts w:eastAsia="Times New Roman" w:cs="Times New Roman"/>
-          <w:szCs w:val="24"/>
-          <w:lang w:eastAsia="ru-RU"/>
-        </w:rPr>
-        <w:t>;</w:t>
+        <w:t>пройти верификацию oauth-экрана согласия в google cloud console;</w:t>
       </w:r>
     </w:p>
     <w:p>
@@ -4135,7 +3492,6 @@
         <w:docPartUnique/>
       </w:docPartObj>
     </w:sdtPr>
-    <w:sdtEndPr/>
     <w:sdtContent>
       <w:p>
         <w:pPr>
